--- a/Joseph_A_Bell_Resume_Main_3.docx
+++ b/Joseph_A_Bell_Resume_Main_3.docx
@@ -310,58 +310,46 @@
         <w:tabs>
           <w:tab w:val="left" w:pos="4320"/>
         </w:tabs>
-        <w:spacing w:after="0" w:line="360" w:lineRule="auto"/>
-        <w:rPr>
-          <w:rFonts w:ascii="Arial" w:hAnsi="Arial" w:cs="Arial"/>
-        </w:rPr>
-      </w:pPr>
-      <w:r>
-        <w:rPr>
-          <w:rFonts w:ascii="Arial" w:hAnsi="Arial" w:cs="Arial"/>
-        </w:rPr>
-        <w:t xml:space="preserve">Innovative </w:t>
-      </w:r>
-      <w:r>
-        <w:rPr>
-          <w:rFonts w:ascii="Arial" w:hAnsi="Arial" w:cs="Arial"/>
-        </w:rPr>
-        <w:t xml:space="preserve">junior </w:t>
-      </w:r>
-      <w:r>
-        <w:rPr>
-          <w:rFonts w:ascii="Arial" w:hAnsi="Arial" w:cs="Arial"/>
-        </w:rPr>
-        <w:t>software developer</w:t>
-      </w:r>
-      <w:r>
-        <w:rPr>
-          <w:rFonts w:ascii="Arial" w:hAnsi="Arial" w:cs="Arial"/>
-        </w:rPr>
-        <w:t xml:space="preserve"> with expertise in Python, Java, C++, and SQL,</w:t>
-      </w:r>
-      <w:r>
-        <w:rPr>
-          <w:rFonts w:ascii="Arial" w:hAnsi="Arial" w:cs="Arial"/>
-        </w:rPr>
-        <w:t xml:space="preserve"> along</w:t>
-      </w:r>
-      <w:r>
-        <w:rPr>
-          <w:rFonts w:ascii="Arial" w:hAnsi="Arial" w:cs="Arial"/>
-        </w:rPr>
-        <w:t xml:space="preserve"> with hands-on experience in Spring, Angular,</w:t>
-      </w:r>
-      <w:r>
-        <w:rPr>
-          <w:rFonts w:ascii="Arial" w:hAnsi="Arial" w:cs="Arial"/>
-        </w:rPr>
-        <w:t xml:space="preserve"> Jira</w:t>
-      </w:r>
-      <w:r>
-        <w:rPr>
-          <w:rFonts w:ascii="Arial" w:hAnsi="Arial" w:cs="Arial"/>
-        </w:rPr>
-        <w:t>, .NET,</w:t>
+        <w:spacing w:after="0"/>
+        <w:rPr>
+          <w:rFonts w:ascii="Arial" w:hAnsi="Arial" w:cs="Arial"/>
+        </w:rPr>
+      </w:pPr>
+      <w:r>
+        <w:rPr>
+          <w:rFonts w:ascii="Arial" w:hAnsi="Arial" w:cs="Arial"/>
+        </w:rPr>
+        <w:t>Richmond</w:t>
+      </w:r>
+      <w:r>
+        <w:rPr>
+          <w:rFonts w:ascii="Arial" w:hAnsi="Arial" w:cs="Arial"/>
+        </w:rPr>
+        <w:t>, VA</w:t>
+      </w:r>
+      <w:r>
+        <w:rPr>
+          <w:rFonts w:ascii="Arial" w:hAnsi="Arial" w:cs="Arial"/>
+        </w:rPr>
+        <w:t xml:space="preserve"> based full-stack developer with a focus on b</w:t>
+      </w:r>
+      <w:r>
+        <w:rPr>
+          <w:rFonts w:ascii="Arial" w:hAnsi="Arial" w:cs="Arial"/>
+        </w:rPr>
+        <w:t>ackend</w:t>
+      </w:r>
+      <w:r>
+        <w:rPr>
+          <w:rFonts w:ascii="Arial" w:hAnsi="Arial" w:cs="Arial"/>
+        </w:rPr>
+        <w:t xml:space="preserve"> development</w:t>
+      </w:r>
+      <w:r>
+        <w:rPr>
+          <w:rFonts w:ascii="Arial" w:hAnsi="Arial" w:cs="Arial"/>
+        </w:rPr>
+        <w:t>.</w:t>
       </w:r>
       <w:r>
         <w:rPr>
@@ -373,13 +361,37 @@
         <w:rPr>
           <w:rFonts w:ascii="Arial" w:hAnsi="Arial" w:cs="Arial"/>
         </w:rPr>
-        <w:t>AWS,</w:t>
-      </w:r>
-      <w:r>
-        <w:rPr>
-          <w:rFonts w:ascii="Arial" w:hAnsi="Arial" w:cs="Arial"/>
-        </w:rPr>
-        <w:t xml:space="preserve"> and RESTful architecture. Skilled in developing high-performance APIs, optimizing user interfaces, and creating impactful applications</w:t>
+        <w:t>E</w:t>
+      </w:r>
+      <w:r>
+        <w:rPr>
+          <w:rFonts w:ascii="Arial" w:hAnsi="Arial" w:cs="Arial"/>
+        </w:rPr>
+        <w:t>xperience</w:t>
+      </w:r>
+      <w:r>
+        <w:rPr>
+          <w:rFonts w:ascii="Arial" w:hAnsi="Arial" w:cs="Arial"/>
+        </w:rPr>
+        <w:t>d</w:t>
+      </w:r>
+      <w:r>
+        <w:rPr>
+          <w:rFonts w:ascii="Arial" w:hAnsi="Arial" w:cs="Arial"/>
+        </w:rPr>
+        <w:t xml:space="preserve"> building and optimizing enterprise microservices in insurance and automation environments</w:t>
+      </w:r>
+      <w:r>
+        <w:rPr>
+          <w:rFonts w:ascii="Arial" w:hAnsi="Arial" w:cs="Arial"/>
+        </w:rPr>
+        <w:t xml:space="preserve">. </w:t>
+      </w:r>
+      <w:r>
+        <w:rPr>
+          <w:rFonts w:ascii="Arial" w:hAnsi="Arial" w:cs="Arial"/>
+        </w:rPr>
+        <w:t>Skilled in developing high-performance APIs, optimizing user interfaces, and creating impactful applications</w:t>
       </w:r>
       <w:r>
         <w:rPr>
@@ -509,7 +521,63 @@
           <w:sz w:val="24"/>
           <w:szCs w:val="24"/>
         </w:rPr>
-        <w:t>: C#, PHP, Python, Java, C++, JavaScript, Bash, Kotlin, SQL.</w:t>
+        <w:t xml:space="preserve">: </w:t>
+      </w:r>
+      <w:r>
+        <w:rPr>
+          <w:rFonts w:ascii="Arial" w:hAnsi="Arial" w:cs="Arial"/>
+          <w:sz w:val="24"/>
+          <w:szCs w:val="24"/>
+        </w:rPr>
+        <w:t>Java</w:t>
+      </w:r>
+      <w:r>
+        <w:rPr>
+          <w:rFonts w:ascii="Arial" w:hAnsi="Arial" w:cs="Arial"/>
+          <w:sz w:val="24"/>
+          <w:szCs w:val="24"/>
+        </w:rPr>
+        <w:t>, Python,</w:t>
+      </w:r>
+      <w:r>
+        <w:rPr>
+          <w:rFonts w:ascii="Arial" w:hAnsi="Arial" w:cs="Arial"/>
+          <w:sz w:val="24"/>
+          <w:szCs w:val="24"/>
+        </w:rPr>
+        <w:t xml:space="preserve"> C#,</w:t>
+      </w:r>
+      <w:r>
+        <w:rPr>
+          <w:rFonts w:ascii="Arial" w:hAnsi="Arial" w:cs="Arial"/>
+          <w:sz w:val="24"/>
+          <w:szCs w:val="24"/>
+        </w:rPr>
+        <w:t xml:space="preserve"> C++, JavaScript, Bash, Kotlin, SQL</w:t>
+      </w:r>
+      <w:r>
+        <w:rPr>
+          <w:rFonts w:ascii="Arial" w:hAnsi="Arial" w:cs="Arial"/>
+          <w:sz w:val="24"/>
+          <w:szCs w:val="24"/>
+        </w:rPr>
+        <w:t>, XML</w:t>
+      </w:r>
+      <w:r>
+        <w:rPr>
+          <w:rFonts w:ascii="Arial" w:hAnsi="Arial" w:cs="Arial"/>
+          <w:sz w:val="24"/>
+          <w:szCs w:val="24"/>
+        </w:rPr>
+        <w:t>, CSS, HTML</w:t>
+      </w:r>
+      <w:r>
+        <w:rPr>
+          <w:rFonts w:ascii="Arial" w:hAnsi="Arial" w:cs="Arial"/>
+          <w:sz w:val="24"/>
+          <w:szCs w:val="24"/>
+        </w:rPr>
+        <w:t>.</w:t>
       </w:r>
     </w:p>
     <w:p>
@@ -577,25 +645,23 @@
           <w:sz w:val="24"/>
           <w:szCs w:val="24"/>
         </w:rPr>
-        <w:t xml:space="preserve">: .NET CORE, YAML, React, </w:t>
-      </w:r>
-      <w:proofErr w:type="spellStart"/>
+        <w:t xml:space="preserve">: </w:t>
+      </w:r>
       <w:r>
         <w:rPr>
           <w:rFonts w:ascii="Arial" w:hAnsi="Arial" w:cs="Arial"/>
           <w:sz w:val="24"/>
           <w:szCs w:val="24"/>
         </w:rPr>
-        <w:t>JQuery</w:t>
-      </w:r>
-      <w:proofErr w:type="spellEnd"/>
+        <w:t>Angular</w:t>
+      </w:r>
       <w:r>
         <w:rPr>
           <w:rFonts w:ascii="Arial" w:hAnsi="Arial" w:cs="Arial"/>
           <w:sz w:val="24"/>
           <w:szCs w:val="24"/>
         </w:rPr>
-        <w:t>, Spring</w:t>
+        <w:t xml:space="preserve">, </w:t>
       </w:r>
       <w:r>
         <w:rPr>
@@ -603,15 +669,41 @@
           <w:sz w:val="24"/>
           <w:szCs w:val="24"/>
         </w:rPr>
-        <w:t xml:space="preserve"> Boot</w:t>
-      </w:r>
+        <w:t xml:space="preserve">.NET CORE, YAML, React, </w:t>
+      </w:r>
+      <w:proofErr w:type="spellStart"/>
       <w:r>
         <w:rPr>
           <w:rFonts w:ascii="Arial" w:hAnsi="Arial" w:cs="Arial"/>
           <w:sz w:val="24"/>
           <w:szCs w:val="24"/>
         </w:rPr>
-        <w:t xml:space="preserve">, Hibernate, Node.js, Angular, Apache, </w:t>
+        <w:t>JQuery</w:t>
+      </w:r>
+      <w:proofErr w:type="spellEnd"/>
+      <w:r>
+        <w:rPr>
+          <w:rFonts w:ascii="Arial" w:hAnsi="Arial" w:cs="Arial"/>
+          <w:sz w:val="24"/>
+          <w:szCs w:val="24"/>
+        </w:rPr>
+        <w:t>, Spring</w:t>
+      </w:r>
+      <w:r>
+        <w:rPr>
+          <w:rFonts w:ascii="Arial" w:hAnsi="Arial" w:cs="Arial"/>
+          <w:sz w:val="24"/>
+          <w:szCs w:val="24"/>
+        </w:rPr>
+        <w:t xml:space="preserve"> Boot</w:t>
+      </w:r>
+      <w:r>
+        <w:rPr>
+          <w:rFonts w:ascii="Arial" w:hAnsi="Arial" w:cs="Arial"/>
+          <w:sz w:val="24"/>
+          <w:szCs w:val="24"/>
+        </w:rPr>
+        <w:t xml:space="preserve">, Hibernate, Node.js, Apache, </w:t>
       </w:r>
       <w:proofErr w:type="spellStart"/>
       <w:r>
@@ -674,7 +766,7 @@
           <w:sz w:val="24"/>
           <w:szCs w:val="24"/>
         </w:rPr>
-        <w:t xml:space="preserve">Swagger, </w:t>
+        <w:t xml:space="preserve">Docker, </w:t>
       </w:r>
       <w:r>
         <w:rPr>
@@ -682,7 +774,7 @@
           <w:sz w:val="24"/>
           <w:szCs w:val="24"/>
         </w:rPr>
-        <w:t>Jira</w:t>
+        <w:t xml:space="preserve">Swagger, </w:t>
       </w:r>
       <w:r>
         <w:rPr>
@@ -690,7 +782,49 @@
           <w:sz w:val="24"/>
           <w:szCs w:val="24"/>
         </w:rPr>
-        <w:t xml:space="preserve">, Android Studio, Git, AWS, Visual Studio, Bootstrap, IntelliJ, Bash, Agile, REST. </w:t>
+        <w:t>Jira</w:t>
+      </w:r>
+      <w:r>
+        <w:rPr>
+          <w:rFonts w:ascii="Arial" w:hAnsi="Arial" w:cs="Arial"/>
+          <w:sz w:val="24"/>
+          <w:szCs w:val="24"/>
+        </w:rPr>
+        <w:t>, Android Studio, Git, AWS, Visual Studio, Bootstrap, IntelliJ, Bash, Agile, REST</w:t>
+      </w:r>
+      <w:r>
+        <w:rPr>
+          <w:rFonts w:ascii="Arial" w:hAnsi="Arial" w:cs="Arial"/>
+          <w:sz w:val="24"/>
+          <w:szCs w:val="24"/>
+        </w:rPr>
+        <w:t xml:space="preserve">, </w:t>
+      </w:r>
+      <w:proofErr w:type="spellStart"/>
+      <w:r>
+        <w:rPr>
+          <w:rFonts w:ascii="Arial" w:hAnsi="Arial" w:cs="Arial"/>
+          <w:sz w:val="24"/>
+          <w:szCs w:val="24"/>
+        </w:rPr>
+        <w:t>RedGate</w:t>
+      </w:r>
+      <w:proofErr w:type="spellEnd"/>
+      <w:r>
+        <w:rPr>
+          <w:rFonts w:ascii="Arial" w:hAnsi="Arial" w:cs="Arial"/>
+          <w:sz w:val="24"/>
+          <w:szCs w:val="24"/>
+        </w:rPr>
+        <w:t>, Bruno, Postman, Tomcat</w:t>
+      </w:r>
+      <w:r>
+        <w:rPr>
+          <w:rFonts w:ascii="Arial" w:hAnsi="Arial" w:cs="Arial"/>
+          <w:sz w:val="24"/>
+          <w:szCs w:val="24"/>
+        </w:rPr>
+        <w:t xml:space="preserve">. </w:t>
       </w:r>
     </w:p>
     <w:p>
@@ -753,6 +887,24 @@
         </w:rPr>
         <w:t>ver</w:t>
       </w:r>
+      <w:r>
+        <w:rPr>
+          <w:rFonts w:ascii="Arial" w:hAnsi="Arial" w:cs="Arial"/>
+          <w:sz w:val="24"/>
+          <w:szCs w:val="24"/>
+        </w:rPr>
+        <w:t xml:space="preserve">, </w:t>
+      </w:r>
+      <w:proofErr w:type="spellStart"/>
+      <w:r>
+        <w:rPr>
+          <w:rFonts w:ascii="Arial" w:hAnsi="Arial" w:cs="Arial"/>
+          <w:sz w:val="24"/>
+          <w:szCs w:val="24"/>
+        </w:rPr>
+        <w:t>Dbeaver</w:t>
+      </w:r>
+      <w:proofErr w:type="spellEnd"/>
       <w:r>
         <w:rPr>
           <w:rFonts w:ascii="Arial" w:hAnsi="Arial" w:cs="Arial"/>
@@ -948,23 +1100,25 @@
         <w:spacing w:after="0"/>
         <w:rPr>
           <w:rFonts w:ascii="Arial" w:hAnsi="Arial" w:cs="Arial"/>
+        </w:rPr>
+      </w:pPr>
+      <w:proofErr w:type="spellStart"/>
+      <w:r>
+        <w:rPr>
+          <w:rFonts w:ascii="Arial" w:hAnsi="Arial" w:cs="Arial"/>
           <w:b/>
           <w:bCs/>
         </w:rPr>
-      </w:pPr>
+        <w:t>YouDecide</w:t>
+      </w:r>
+      <w:proofErr w:type="spellEnd"/>
       <w:r>
         <w:rPr>
           <w:rFonts w:ascii="Arial" w:hAnsi="Arial" w:cs="Arial"/>
           <w:b/>
           <w:bCs/>
         </w:rPr>
-        <w:t xml:space="preserve">Howmet Aerospace </w:t>
-      </w:r>
-      <w:r>
-        <w:rPr>
-          <w:rFonts w:ascii="Arial" w:hAnsi="Arial" w:cs="Arial"/>
-        </w:rPr>
-        <w:t xml:space="preserve">– </w:t>
+        <w:t xml:space="preserve"> – </w:t>
       </w:r>
       <w:r>
         <w:rPr>
@@ -972,7 +1126,15 @@
           <w:i/>
           <w:iCs/>
         </w:rPr>
-        <w:t>Automation Specialist (on-site)</w:t>
+        <w:t>Software Developer</w:t>
+      </w:r>
+      <w:r>
+        <w:rPr>
+          <w:rFonts w:ascii="Arial" w:hAnsi="Arial" w:cs="Arial"/>
+          <w:b/>
+          <w:bCs/>
+        </w:rPr>
+        <w:t xml:space="preserve"> </w:t>
       </w:r>
       <w:r>
         <w:rPr>
@@ -980,7 +1142,7 @@
           <w:i/>
           <w:iCs/>
         </w:rPr>
-        <w:tab/>
+        <w:t>(</w:t>
       </w:r>
       <w:r>
         <w:rPr>
@@ -988,7 +1150,15 @@
           <w:i/>
           <w:iCs/>
         </w:rPr>
-        <w:t xml:space="preserve">Hampton, VA, </w:t>
+        <w:t>hybrid</w:t>
+      </w:r>
+      <w:r>
+        <w:rPr>
+          <w:rFonts w:ascii="Arial" w:hAnsi="Arial" w:cs="Arial"/>
+          <w:i/>
+          <w:iCs/>
+        </w:rPr>
+        <w:t>)</w:t>
       </w:r>
       <w:r>
         <w:rPr>
@@ -996,7 +1166,15 @@
           <w:b/>
           <w:bCs/>
         </w:rPr>
-        <w:t xml:space="preserve">03/2025 </w:t>
+        <w:tab/>
+      </w:r>
+      <w:r>
+        <w:rPr>
+          <w:rFonts w:ascii="Arial" w:hAnsi="Arial" w:cs="Arial"/>
+          <w:i/>
+          <w:iCs/>
+        </w:rPr>
+        <w:t>Richmond, VA,</w:t>
       </w:r>
       <w:r>
         <w:rPr>
@@ -1004,7 +1182,7 @@
           <w:b/>
           <w:bCs/>
         </w:rPr>
-        <w:t>–</w:t>
+        <w:t xml:space="preserve"> </w:t>
       </w:r>
       <w:r>
         <w:rPr>
@@ -1012,7 +1190,7 @@
           <w:b/>
           <w:bCs/>
         </w:rPr>
-        <w:t xml:space="preserve"> </w:t>
+        <w:t>06</w:t>
       </w:r>
       <w:r>
         <w:rPr>
@@ -1020,7 +1198,334 @@
           <w:b/>
           <w:bCs/>
         </w:rPr>
-        <w:t>present</w:t>
+        <w:t>/202</w:t>
+      </w:r>
+      <w:r>
+        <w:rPr>
+          <w:rFonts w:ascii="Arial" w:hAnsi="Arial" w:cs="Arial"/>
+          <w:b/>
+          <w:bCs/>
+        </w:rPr>
+        <w:t>5</w:t>
+      </w:r>
+      <w:r>
+        <w:rPr>
+          <w:rFonts w:ascii="Arial" w:hAnsi="Arial" w:cs="Arial"/>
+          <w:b/>
+          <w:bCs/>
+        </w:rPr>
+        <w:t xml:space="preserve"> – 0</w:t>
+      </w:r>
+      <w:r>
+        <w:rPr>
+          <w:rFonts w:ascii="Arial" w:hAnsi="Arial" w:cs="Arial"/>
+          <w:b/>
+          <w:bCs/>
+        </w:rPr>
+        <w:t>2</w:t>
+      </w:r>
+      <w:r>
+        <w:rPr>
+          <w:rFonts w:ascii="Arial" w:hAnsi="Arial" w:cs="Arial"/>
+          <w:b/>
+          <w:bCs/>
+        </w:rPr>
+        <w:t>/202</w:t>
+      </w:r>
+      <w:r>
+        <w:rPr>
+          <w:rFonts w:ascii="Arial" w:hAnsi="Arial" w:cs="Arial"/>
+          <w:b/>
+          <w:bCs/>
+        </w:rPr>
+        <w:t>6</w:t>
+      </w:r>
+    </w:p>
+    <w:p>
+      <w:pPr>
+        <w:pStyle w:val="BodyText"/>
+        <w:numPr>
+          <w:ilvl w:val="0"/>
+          <w:numId w:val="23"/>
+        </w:numPr>
+        <w:tabs>
+          <w:tab w:val="clear" w:pos="720"/>
+          <w:tab w:val="num" w:pos="360"/>
+          <w:tab w:val="left" w:pos="7380"/>
+        </w:tabs>
+        <w:spacing w:after="0"/>
+        <w:ind w:hanging="720"/>
+        <w:rPr>
+          <w:rFonts w:ascii="Arial" w:hAnsi="Arial" w:cs="Arial"/>
+        </w:rPr>
+      </w:pPr>
+      <w:r>
+        <w:rPr>
+          <w:rFonts w:ascii="Arial" w:hAnsi="Arial" w:cs="Arial"/>
+        </w:rPr>
+        <w:t>Developed and maintained backend microservices in Java 17 and Spring Boot supporting insurance partner integrations and policy processing workflows.</w:t>
+      </w:r>
+    </w:p>
+    <w:p>
+      <w:pPr>
+        <w:pStyle w:val="BodyText"/>
+        <w:numPr>
+          <w:ilvl w:val="0"/>
+          <w:numId w:val="23"/>
+        </w:numPr>
+        <w:tabs>
+          <w:tab w:val="clear" w:pos="720"/>
+          <w:tab w:val="num" w:pos="360"/>
+          <w:tab w:val="left" w:pos="7380"/>
+        </w:tabs>
+        <w:spacing w:after="0"/>
+        <w:ind w:hanging="720"/>
+        <w:rPr>
+          <w:rFonts w:ascii="Arial" w:hAnsi="Arial" w:cs="Arial"/>
+        </w:rPr>
+      </w:pPr>
+      <w:r>
+        <w:rPr>
+          <w:rFonts w:ascii="Arial" w:hAnsi="Arial" w:cs="Arial"/>
+        </w:rPr>
+        <w:t>Implemented and optimized SQL queries across SQL Server and Oracle environments to improve performance of policy search and VIN-related data retrieval.</w:t>
+      </w:r>
+    </w:p>
+    <w:p>
+      <w:pPr>
+        <w:pStyle w:val="BodyText"/>
+        <w:numPr>
+          <w:ilvl w:val="0"/>
+          <w:numId w:val="23"/>
+        </w:numPr>
+        <w:tabs>
+          <w:tab w:val="clear" w:pos="720"/>
+          <w:tab w:val="num" w:pos="360"/>
+          <w:tab w:val="left" w:pos="7380"/>
+        </w:tabs>
+        <w:spacing w:after="0"/>
+        <w:ind w:hanging="720"/>
+        <w:rPr>
+          <w:rFonts w:ascii="Arial" w:hAnsi="Arial" w:cs="Arial"/>
+        </w:rPr>
+      </w:pPr>
+      <w:r>
+        <w:rPr>
+          <w:rFonts w:ascii="Arial" w:hAnsi="Arial" w:cs="Arial"/>
+        </w:rPr>
+        <w:t xml:space="preserve">Enhanced </w:t>
+      </w:r>
+      <w:proofErr w:type="spellStart"/>
+      <w:r>
+        <w:rPr>
+          <w:rFonts w:ascii="Arial" w:hAnsi="Arial" w:cs="Arial"/>
+        </w:rPr>
+        <w:t>RateRunner</w:t>
+      </w:r>
+      <w:proofErr w:type="spellEnd"/>
+      <w:r>
+        <w:rPr>
+          <w:rFonts w:ascii="Arial" w:hAnsi="Arial" w:cs="Arial"/>
+        </w:rPr>
+        <w:t xml:space="preserve"> and webhook processing services, improving reliability and logging visibility through structured error handling and </w:t>
+      </w:r>
+      <w:proofErr w:type="spellStart"/>
+      <w:r>
+        <w:rPr>
+          <w:rFonts w:ascii="Arial" w:hAnsi="Arial" w:cs="Arial"/>
+        </w:rPr>
+        <w:t>Graylog</w:t>
+      </w:r>
+      <w:proofErr w:type="spellEnd"/>
+      <w:r>
+        <w:rPr>
+          <w:rFonts w:ascii="Arial" w:hAnsi="Arial" w:cs="Arial"/>
+        </w:rPr>
+        <w:t xml:space="preserve"> integration.</w:t>
+      </w:r>
+    </w:p>
+    <w:p>
+      <w:pPr>
+        <w:pStyle w:val="BodyText"/>
+        <w:numPr>
+          <w:ilvl w:val="0"/>
+          <w:numId w:val="23"/>
+        </w:numPr>
+        <w:tabs>
+          <w:tab w:val="clear" w:pos="720"/>
+          <w:tab w:val="num" w:pos="360"/>
+          <w:tab w:val="left" w:pos="7380"/>
+        </w:tabs>
+        <w:spacing w:after="0"/>
+        <w:ind w:hanging="720"/>
+        <w:rPr>
+          <w:rFonts w:ascii="Arial" w:hAnsi="Arial" w:cs="Arial"/>
+        </w:rPr>
+      </w:pPr>
+      <w:r>
+        <w:rPr>
+          <w:rFonts w:ascii="Arial" w:hAnsi="Arial" w:cs="Arial"/>
+        </w:rPr>
+        <w:t>Contributed to ACORD XML parsing and insurance data transformation logic to support carrier integrations.</w:t>
+      </w:r>
+    </w:p>
+    <w:p>
+      <w:pPr>
+        <w:pStyle w:val="BodyText"/>
+        <w:numPr>
+          <w:ilvl w:val="0"/>
+          <w:numId w:val="23"/>
+        </w:numPr>
+        <w:tabs>
+          <w:tab w:val="clear" w:pos="720"/>
+          <w:tab w:val="num" w:pos="360"/>
+          <w:tab w:val="left" w:pos="7380"/>
+        </w:tabs>
+        <w:spacing w:after="0"/>
+        <w:ind w:hanging="720"/>
+        <w:rPr>
+          <w:rFonts w:ascii="Arial" w:hAnsi="Arial" w:cs="Arial"/>
+        </w:rPr>
+      </w:pPr>
+      <w:r>
+        <w:rPr>
+          <w:rFonts w:ascii="Arial" w:hAnsi="Arial" w:cs="Arial"/>
+        </w:rPr>
+        <w:t>Investigated high CPU utilization and query performance issues using Redgate and database execution plans, identifying optimization opportunities.</w:t>
+      </w:r>
+    </w:p>
+    <w:p>
+      <w:pPr>
+        <w:pStyle w:val="BodyText"/>
+        <w:numPr>
+          <w:ilvl w:val="0"/>
+          <w:numId w:val="23"/>
+        </w:numPr>
+        <w:tabs>
+          <w:tab w:val="clear" w:pos="720"/>
+          <w:tab w:val="num" w:pos="360"/>
+          <w:tab w:val="left" w:pos="7380"/>
+        </w:tabs>
+        <w:spacing w:after="0"/>
+        <w:ind w:hanging="720"/>
+        <w:rPr>
+          <w:rFonts w:ascii="Arial" w:hAnsi="Arial" w:cs="Arial"/>
+        </w:rPr>
+      </w:pPr>
+      <w:r>
+        <w:rPr>
+          <w:rFonts w:ascii="Arial" w:hAnsi="Arial" w:cs="Arial"/>
+        </w:rPr>
+        <w:t>Collaborated in Agile ceremonies (stand-ups, grooming, retrospectives) and delivered feature enhancements through JIRA-managed workflows.</w:t>
+      </w:r>
+    </w:p>
+    <w:p>
+      <w:pPr>
+        <w:pStyle w:val="BodyText"/>
+        <w:numPr>
+          <w:ilvl w:val="0"/>
+          <w:numId w:val="22"/>
+        </w:numPr>
+        <w:tabs>
+          <w:tab w:val="clear" w:pos="720"/>
+          <w:tab w:val="num" w:pos="360"/>
+          <w:tab w:val="left" w:pos="7380"/>
+        </w:tabs>
+        <w:spacing w:after="0"/>
+        <w:ind w:hanging="720"/>
+        <w:rPr>
+          <w:rFonts w:ascii="Arial" w:hAnsi="Arial" w:cs="Arial"/>
+        </w:rPr>
+      </w:pPr>
+      <w:r>
+        <w:rPr>
+          <w:rFonts w:ascii="Arial" w:hAnsi="Arial" w:cs="Arial"/>
+        </w:rPr>
+        <w:t>Created detailed on-boarding documentation around utilizing our first party applications, Bruno integration, and tomcat servers.</w:t>
+      </w:r>
+    </w:p>
+    <w:p>
+      <w:pPr>
+        <w:pStyle w:val="BodyText"/>
+        <w:tabs>
+          <w:tab w:val="left" w:pos="7380"/>
+        </w:tabs>
+        <w:spacing w:after="0"/>
+        <w:rPr>
+          <w:rFonts w:ascii="Arial" w:hAnsi="Arial" w:cs="Arial"/>
+          <w:b/>
+          <w:bCs/>
+        </w:rPr>
+      </w:pPr>
+      <w:r>
+        <w:rPr>
+          <w:rFonts w:ascii="Arial" w:hAnsi="Arial" w:cs="Arial"/>
+          <w:b/>
+          <w:bCs/>
+        </w:rPr>
+        <w:t xml:space="preserve">Howmet Aerospace </w:t>
+      </w:r>
+      <w:r>
+        <w:rPr>
+          <w:rFonts w:ascii="Arial" w:hAnsi="Arial" w:cs="Arial"/>
+        </w:rPr>
+        <w:t xml:space="preserve">– </w:t>
+      </w:r>
+      <w:r>
+        <w:rPr>
+          <w:rFonts w:ascii="Arial" w:hAnsi="Arial" w:cs="Arial"/>
+          <w:i/>
+          <w:iCs/>
+        </w:rPr>
+        <w:t>Automation Specialist (on-site)</w:t>
+      </w:r>
+      <w:r>
+        <w:rPr>
+          <w:rFonts w:ascii="Arial" w:hAnsi="Arial" w:cs="Arial"/>
+          <w:i/>
+          <w:iCs/>
+        </w:rPr>
+        <w:tab/>
+      </w:r>
+      <w:r>
+        <w:rPr>
+          <w:rFonts w:ascii="Arial" w:hAnsi="Arial" w:cs="Arial"/>
+          <w:i/>
+          <w:iCs/>
+        </w:rPr>
+        <w:t xml:space="preserve">Hampton, VA, </w:t>
+      </w:r>
+      <w:r>
+        <w:rPr>
+          <w:rFonts w:ascii="Arial" w:hAnsi="Arial" w:cs="Arial"/>
+          <w:b/>
+          <w:bCs/>
+        </w:rPr>
+        <w:t xml:space="preserve">03/2025 </w:t>
+      </w:r>
+      <w:r>
+        <w:rPr>
+          <w:rFonts w:ascii="Arial" w:hAnsi="Arial" w:cs="Arial"/>
+          <w:b/>
+          <w:bCs/>
+        </w:rPr>
+        <w:t>–</w:t>
+      </w:r>
+      <w:r>
+        <w:rPr>
+          <w:rFonts w:ascii="Arial" w:hAnsi="Arial" w:cs="Arial"/>
+          <w:b/>
+          <w:bCs/>
+        </w:rPr>
+        <w:t xml:space="preserve"> </w:t>
+      </w:r>
+      <w:r>
+        <w:rPr>
+          <w:rFonts w:ascii="Arial" w:hAnsi="Arial" w:cs="Arial"/>
+          <w:b/>
+          <w:bCs/>
+        </w:rPr>
+        <w:t>07/2025</w:t>
       </w:r>
     </w:p>
     <w:p>
@@ -1114,6 +1619,7 @@
           <w:b/>
           <w:bCs/>
         </w:rPr>
+        <w:lastRenderedPageBreak/>
         <w:t>Kinsale Insurance Company</w:t>
       </w:r>
       <w:r>
@@ -1168,7 +1674,7 @@
           <w:b/>
           <w:bCs/>
         </w:rPr>
-        <w:t>01/</w:t>
+        <w:t>0</w:t>
       </w:r>
       <w:r>
         <w:rPr>
@@ -1176,7 +1682,39 @@
           <w:b/>
           <w:bCs/>
         </w:rPr>
-        <w:t xml:space="preserve">2024 – </w:t>
+        <w:t>4</w:t>
+      </w:r>
+      <w:r>
+        <w:rPr>
+          <w:rFonts w:ascii="Arial" w:hAnsi="Arial" w:cs="Arial"/>
+          <w:b/>
+          <w:bCs/>
+        </w:rPr>
+        <w:t>/</w:t>
+      </w:r>
+      <w:r>
+        <w:rPr>
+          <w:rFonts w:ascii="Arial" w:hAnsi="Arial" w:cs="Arial"/>
+          <w:b/>
+          <w:bCs/>
+        </w:rPr>
+        <w:t>202</w:t>
+      </w:r>
+      <w:r>
+        <w:rPr>
+          <w:rFonts w:ascii="Arial" w:hAnsi="Arial" w:cs="Arial"/>
+          <w:b/>
+          <w:bCs/>
+        </w:rPr>
+        <w:t>3</w:t>
+      </w:r>
+      <w:r>
+        <w:rPr>
+          <w:rFonts w:ascii="Arial" w:hAnsi="Arial" w:cs="Arial"/>
+          <w:b/>
+          <w:bCs/>
+        </w:rPr>
+        <w:t xml:space="preserve"> – </w:t>
       </w:r>
       <w:r>
         <w:rPr>
@@ -1415,11 +1953,27 @@
       <w:r>
         <w:rPr>
           <w:rFonts w:ascii="Arial" w:hAnsi="Arial" w:cs="Arial"/>
+          <w:i/>
+          <w:iCs/>
+        </w:rPr>
+        <w:t xml:space="preserve">Development Generalist (on-site) </w:t>
+      </w:r>
+      <w:r>
+        <w:rPr>
+          <w:rFonts w:ascii="Arial" w:hAnsi="Arial" w:cs="Arial"/>
+          <w:i/>
+          <w:iCs/>
+        </w:rPr>
+        <w:tab/>
+        <w:t>Richmond, VA</w:t>
+      </w:r>
+      <w:r>
+        <w:rPr>
+          <w:rFonts w:ascii="Arial" w:hAnsi="Arial" w:cs="Arial"/>
           <w:b/>
           <w:bCs/>
         </w:rPr>
-        <w:lastRenderedPageBreak/>
-        <w:t>Kinsale Insurance Company</w:t>
+        <w:t xml:space="preserve">, </w:t>
       </w:r>
       <w:r>
         <w:rPr>
@@ -1427,13 +1981,7 @@
           <w:b/>
           <w:bCs/>
         </w:rPr>
-        <w:t xml:space="preserve"> </w:t>
-      </w:r>
-      <w:r>
-        <w:rPr>
-          <w:rFonts w:ascii="Arial" w:hAnsi="Arial" w:cs="Arial"/>
-        </w:rPr>
-        <w:t>-</w:t>
+        <w:t>04/</w:t>
       </w:r>
       <w:r>
         <w:rPr>
@@ -1441,24 +1989,7 @@
           <w:b/>
           <w:bCs/>
         </w:rPr>
-        <w:t xml:space="preserve"> </w:t>
-      </w:r>
-      <w:r>
-        <w:rPr>
-          <w:rFonts w:ascii="Arial" w:hAnsi="Arial" w:cs="Arial"/>
-          <w:i/>
-          <w:iCs/>
-        </w:rPr>
-        <w:t xml:space="preserve">Development Generalist (on-site) </w:t>
-      </w:r>
-      <w:r>
-        <w:rPr>
-          <w:rFonts w:ascii="Arial" w:hAnsi="Arial" w:cs="Arial"/>
-          <w:i/>
-          <w:iCs/>
-        </w:rPr>
-        <w:tab/>
-        <w:t>Richmond, VA</w:t>
+        <w:t xml:space="preserve">2023 – </w:t>
       </w:r>
       <w:r>
         <w:rPr>
@@ -1466,47 +1997,7 @@
           <w:b/>
           <w:bCs/>
         </w:rPr>
-        <w:t xml:space="preserve">, </w:t>
-      </w:r>
-      <w:r>
-        <w:rPr>
-          <w:rFonts w:ascii="Arial" w:hAnsi="Arial" w:cs="Arial"/>
-          <w:b/>
-          <w:bCs/>
-        </w:rPr>
-        <w:t>04/</w:t>
-      </w:r>
-      <w:r>
-        <w:rPr>
-          <w:rFonts w:ascii="Arial" w:hAnsi="Arial" w:cs="Arial"/>
-          <w:b/>
-          <w:bCs/>
-        </w:rPr>
-        <w:t xml:space="preserve">2023 – </w:t>
-      </w:r>
-      <w:r>
-        <w:rPr>
-          <w:rFonts w:ascii="Arial" w:hAnsi="Arial" w:cs="Arial"/>
-          <w:b/>
-          <w:bCs/>
-        </w:rPr>
-        <w:t>09/</w:t>
-      </w:r>
-      <w:r>
-        <w:rPr>
-          <w:rFonts w:ascii="Arial" w:hAnsi="Arial" w:cs="Arial"/>
-          <w:b/>
-          <w:bCs/>
-        </w:rPr>
-        <w:t>202</w:t>
-      </w:r>
-      <w:r>
-        <w:rPr>
-          <w:rFonts w:ascii="Arial" w:hAnsi="Arial" w:cs="Arial"/>
-          <w:b/>
-          <w:bCs/>
-        </w:rPr>
-        <w:t>3</w:t>
+        <w:t>04/2023</w:t>
       </w:r>
     </w:p>
     <w:p>
@@ -1702,7 +2193,7 @@
           <w:sz w:val="24"/>
           <w:szCs w:val="24"/>
         </w:rPr>
-        <w:t>LEADERSHIP EXPER</w:t>
+        <w:t>P</w:t>
       </w:r>
       <w:r>
         <w:rPr>
@@ -1712,7 +2203,7 @@
           <w:sz w:val="24"/>
           <w:szCs w:val="24"/>
         </w:rPr>
-        <w:t>I</w:t>
+        <w:t xml:space="preserve">ROFFESSIONAL </w:t>
       </w:r>
       <w:r>
         <w:rPr>
@@ -1722,6 +2213,26 @@
           <w:sz w:val="24"/>
           <w:szCs w:val="24"/>
         </w:rPr>
+        <w:t>LEADERSHIP EXPER</w:t>
+      </w:r>
+      <w:r>
+        <w:rPr>
+          <w:rFonts w:ascii="Arial" w:hAnsi="Arial" w:cs="Arial"/>
+          <w:b/>
+          <w:bCs/>
+          <w:sz w:val="24"/>
+          <w:szCs w:val="24"/>
+        </w:rPr>
+        <w:t>I</w:t>
+      </w:r>
+      <w:r>
+        <w:rPr>
+          <w:rFonts w:ascii="Arial" w:hAnsi="Arial" w:cs="Arial"/>
+          <w:b/>
+          <w:bCs/>
+          <w:sz w:val="24"/>
+          <w:szCs w:val="24"/>
+        </w:rPr>
         <w:t>ENCE</w:t>
       </w:r>
     </w:p>
@@ -1729,7 +2240,7 @@
       <w:pPr>
         <w:pStyle w:val="BodyText"/>
         <w:tabs>
-          <w:tab w:val="left" w:pos="7380"/>
+          <w:tab w:val="left" w:pos="7110"/>
         </w:tabs>
         <w:spacing w:after="0"/>
         <w:rPr>
@@ -1800,6 +2311,22 @@
           <w:bCs/>
         </w:rPr>
         <w:t xml:space="preserve"> – 04/2</w:t>
+      </w:r>
+      <w:r>
+        <w:rPr>
+          <w:rFonts w:ascii="Arial" w:hAnsi="Arial" w:cs="Arial"/>
+          <w:b/>
+          <w:bCs/>
+        </w:rPr>
+        <w:t>0</w:t>
+      </w:r>
+      <w:r>
+        <w:rPr>
+          <w:rFonts w:ascii="Arial" w:hAnsi="Arial" w:cs="Arial"/>
+          <w:b/>
+          <w:bCs/>
+        </w:rPr>
+        <w:t>2</w:t>
       </w:r>
       <w:r>
         <w:rPr>
@@ -3893,6 +4420,308 @@
     </w:lvl>
   </w:abstractNum>
   <w:abstractNum w:abstractNumId="18" w15:restartNumberingAfterBreak="0">
+    <w:nsid w:val="4DE3462B"/>
+    <w:multiLevelType w:val="multilevel"/>
+    <w:tmpl w:val="5C5CC372"/>
+    <w:lvl w:ilvl="0">
+      <w:start w:val="1"/>
+      <w:numFmt w:val="bullet"/>
+      <w:lvlText w:val="▪"/>
+      <w:lvlJc w:val="left"/>
+      <w:pPr>
+        <w:tabs>
+          <w:tab w:val="num" w:pos="720"/>
+        </w:tabs>
+        <w:ind w:left="720" w:hanging="360"/>
+      </w:pPr>
+      <w:rPr>
+        <w:rFonts w:hint="default"/>
+        <w:b/>
+        <w:bCs/>
+        <w:sz w:val="20"/>
+      </w:rPr>
+    </w:lvl>
+    <w:lvl w:ilvl="1" w:tentative="1">
+      <w:start w:val="1"/>
+      <w:numFmt w:val="bullet"/>
+      <w:lvlText w:val="o"/>
+      <w:lvlJc w:val="left"/>
+      <w:pPr>
+        <w:tabs>
+          <w:tab w:val="num" w:pos="1440"/>
+        </w:tabs>
+        <w:ind w:left="1440" w:hanging="360"/>
+      </w:pPr>
+      <w:rPr>
+        <w:rFonts w:ascii="Courier New" w:hAnsi="Courier New" w:hint="default"/>
+        <w:sz w:val="20"/>
+      </w:rPr>
+    </w:lvl>
+    <w:lvl w:ilvl="2" w:tentative="1">
+      <w:start w:val="1"/>
+      <w:numFmt w:val="bullet"/>
+      <w:lvlText w:val=""/>
+      <w:lvlJc w:val="left"/>
+      <w:pPr>
+        <w:tabs>
+          <w:tab w:val="num" w:pos="2160"/>
+        </w:tabs>
+        <w:ind w:left="2160" w:hanging="360"/>
+      </w:pPr>
+      <w:rPr>
+        <w:rFonts w:ascii="Wingdings" w:hAnsi="Wingdings" w:hint="default"/>
+        <w:sz w:val="20"/>
+      </w:rPr>
+    </w:lvl>
+    <w:lvl w:ilvl="3" w:tentative="1">
+      <w:start w:val="1"/>
+      <w:numFmt w:val="bullet"/>
+      <w:lvlText w:val=""/>
+      <w:lvlJc w:val="left"/>
+      <w:pPr>
+        <w:tabs>
+          <w:tab w:val="num" w:pos="2880"/>
+        </w:tabs>
+        <w:ind w:left="2880" w:hanging="360"/>
+      </w:pPr>
+      <w:rPr>
+        <w:rFonts w:ascii="Wingdings" w:hAnsi="Wingdings" w:hint="default"/>
+        <w:sz w:val="20"/>
+      </w:rPr>
+    </w:lvl>
+    <w:lvl w:ilvl="4" w:tentative="1">
+      <w:start w:val="1"/>
+      <w:numFmt w:val="bullet"/>
+      <w:lvlText w:val=""/>
+      <w:lvlJc w:val="left"/>
+      <w:pPr>
+        <w:tabs>
+          <w:tab w:val="num" w:pos="3600"/>
+        </w:tabs>
+        <w:ind w:left="3600" w:hanging="360"/>
+      </w:pPr>
+      <w:rPr>
+        <w:rFonts w:ascii="Wingdings" w:hAnsi="Wingdings" w:hint="default"/>
+        <w:sz w:val="20"/>
+      </w:rPr>
+    </w:lvl>
+    <w:lvl w:ilvl="5" w:tentative="1">
+      <w:start w:val="1"/>
+      <w:numFmt w:val="bullet"/>
+      <w:lvlText w:val=""/>
+      <w:lvlJc w:val="left"/>
+      <w:pPr>
+        <w:tabs>
+          <w:tab w:val="num" w:pos="4320"/>
+        </w:tabs>
+        <w:ind w:left="4320" w:hanging="360"/>
+      </w:pPr>
+      <w:rPr>
+        <w:rFonts w:ascii="Wingdings" w:hAnsi="Wingdings" w:hint="default"/>
+        <w:sz w:val="20"/>
+      </w:rPr>
+    </w:lvl>
+    <w:lvl w:ilvl="6" w:tentative="1">
+      <w:start w:val="1"/>
+      <w:numFmt w:val="bullet"/>
+      <w:lvlText w:val=""/>
+      <w:lvlJc w:val="left"/>
+      <w:pPr>
+        <w:tabs>
+          <w:tab w:val="num" w:pos="5040"/>
+        </w:tabs>
+        <w:ind w:left="5040" w:hanging="360"/>
+      </w:pPr>
+      <w:rPr>
+        <w:rFonts w:ascii="Wingdings" w:hAnsi="Wingdings" w:hint="default"/>
+        <w:sz w:val="20"/>
+      </w:rPr>
+    </w:lvl>
+    <w:lvl w:ilvl="7" w:tentative="1">
+      <w:start w:val="1"/>
+      <w:numFmt w:val="bullet"/>
+      <w:lvlText w:val=""/>
+      <w:lvlJc w:val="left"/>
+      <w:pPr>
+        <w:tabs>
+          <w:tab w:val="num" w:pos="5760"/>
+        </w:tabs>
+        <w:ind w:left="5760" w:hanging="360"/>
+      </w:pPr>
+      <w:rPr>
+        <w:rFonts w:ascii="Wingdings" w:hAnsi="Wingdings" w:hint="default"/>
+        <w:sz w:val="20"/>
+      </w:rPr>
+    </w:lvl>
+    <w:lvl w:ilvl="8" w:tentative="1">
+      <w:start w:val="1"/>
+      <w:numFmt w:val="bullet"/>
+      <w:lvlText w:val=""/>
+      <w:lvlJc w:val="left"/>
+      <w:pPr>
+        <w:tabs>
+          <w:tab w:val="num" w:pos="6480"/>
+        </w:tabs>
+        <w:ind w:left="6480" w:hanging="360"/>
+      </w:pPr>
+      <w:rPr>
+        <w:rFonts w:ascii="Wingdings" w:hAnsi="Wingdings" w:hint="default"/>
+        <w:sz w:val="20"/>
+      </w:rPr>
+    </w:lvl>
+  </w:abstractNum>
+  <w:abstractNum w:abstractNumId="19" w15:restartNumberingAfterBreak="0">
+    <w:nsid w:val="50E66027"/>
+    <w:multiLevelType w:val="multilevel"/>
+    <w:tmpl w:val="CF744FBA"/>
+    <w:lvl w:ilvl="0">
+      <w:start w:val="1"/>
+      <w:numFmt w:val="bullet"/>
+      <w:lvlText w:val="▪"/>
+      <w:lvlJc w:val="left"/>
+      <w:pPr>
+        <w:tabs>
+          <w:tab w:val="num" w:pos="720"/>
+        </w:tabs>
+        <w:ind w:left="720" w:hanging="360"/>
+      </w:pPr>
+      <w:rPr>
+        <w:rFonts w:hint="default"/>
+        <w:b/>
+        <w:bCs w:val="0"/>
+        <w:sz w:val="20"/>
+      </w:rPr>
+    </w:lvl>
+    <w:lvl w:ilvl="1" w:tentative="1">
+      <w:start w:val="1"/>
+      <w:numFmt w:val="bullet"/>
+      <w:lvlText w:val="o"/>
+      <w:lvlJc w:val="left"/>
+      <w:pPr>
+        <w:tabs>
+          <w:tab w:val="num" w:pos="1440"/>
+        </w:tabs>
+        <w:ind w:left="1440" w:hanging="360"/>
+      </w:pPr>
+      <w:rPr>
+        <w:rFonts w:ascii="Courier New" w:hAnsi="Courier New" w:hint="default"/>
+        <w:sz w:val="20"/>
+      </w:rPr>
+    </w:lvl>
+    <w:lvl w:ilvl="2" w:tentative="1">
+      <w:start w:val="1"/>
+      <w:numFmt w:val="bullet"/>
+      <w:lvlText w:val=""/>
+      <w:lvlJc w:val="left"/>
+      <w:pPr>
+        <w:tabs>
+          <w:tab w:val="num" w:pos="2160"/>
+        </w:tabs>
+        <w:ind w:left="2160" w:hanging="360"/>
+      </w:pPr>
+      <w:rPr>
+        <w:rFonts w:ascii="Wingdings" w:hAnsi="Wingdings" w:hint="default"/>
+        <w:sz w:val="20"/>
+      </w:rPr>
+    </w:lvl>
+    <w:lvl w:ilvl="3" w:tentative="1">
+      <w:start w:val="1"/>
+      <w:numFmt w:val="bullet"/>
+      <w:lvlText w:val=""/>
+      <w:lvlJc w:val="left"/>
+      <w:pPr>
+        <w:tabs>
+          <w:tab w:val="num" w:pos="2880"/>
+        </w:tabs>
+        <w:ind w:left="2880" w:hanging="360"/>
+      </w:pPr>
+      <w:rPr>
+        <w:rFonts w:ascii="Wingdings" w:hAnsi="Wingdings" w:hint="default"/>
+        <w:sz w:val="20"/>
+      </w:rPr>
+    </w:lvl>
+    <w:lvl w:ilvl="4" w:tentative="1">
+      <w:start w:val="1"/>
+      <w:numFmt w:val="bullet"/>
+      <w:lvlText w:val=""/>
+      <w:lvlJc w:val="left"/>
+      <w:pPr>
+        <w:tabs>
+          <w:tab w:val="num" w:pos="3600"/>
+        </w:tabs>
+        <w:ind w:left="3600" w:hanging="360"/>
+      </w:pPr>
+      <w:rPr>
+        <w:rFonts w:ascii="Wingdings" w:hAnsi="Wingdings" w:hint="default"/>
+        <w:sz w:val="20"/>
+      </w:rPr>
+    </w:lvl>
+    <w:lvl w:ilvl="5" w:tentative="1">
+      <w:start w:val="1"/>
+      <w:numFmt w:val="bullet"/>
+      <w:lvlText w:val=""/>
+      <w:lvlJc w:val="left"/>
+      <w:pPr>
+        <w:tabs>
+          <w:tab w:val="num" w:pos="4320"/>
+        </w:tabs>
+        <w:ind w:left="4320" w:hanging="360"/>
+      </w:pPr>
+      <w:rPr>
+        <w:rFonts w:ascii="Wingdings" w:hAnsi="Wingdings" w:hint="default"/>
+        <w:sz w:val="20"/>
+      </w:rPr>
+    </w:lvl>
+    <w:lvl w:ilvl="6" w:tentative="1">
+      <w:start w:val="1"/>
+      <w:numFmt w:val="bullet"/>
+      <w:lvlText w:val=""/>
+      <w:lvlJc w:val="left"/>
+      <w:pPr>
+        <w:tabs>
+          <w:tab w:val="num" w:pos="5040"/>
+        </w:tabs>
+        <w:ind w:left="5040" w:hanging="360"/>
+      </w:pPr>
+      <w:rPr>
+        <w:rFonts w:ascii="Wingdings" w:hAnsi="Wingdings" w:hint="default"/>
+        <w:sz w:val="20"/>
+      </w:rPr>
+    </w:lvl>
+    <w:lvl w:ilvl="7" w:tentative="1">
+      <w:start w:val="1"/>
+      <w:numFmt w:val="bullet"/>
+      <w:lvlText w:val=""/>
+      <w:lvlJc w:val="left"/>
+      <w:pPr>
+        <w:tabs>
+          <w:tab w:val="num" w:pos="5760"/>
+        </w:tabs>
+        <w:ind w:left="5760" w:hanging="360"/>
+      </w:pPr>
+      <w:rPr>
+        <w:rFonts w:ascii="Wingdings" w:hAnsi="Wingdings" w:hint="default"/>
+        <w:sz w:val="20"/>
+      </w:rPr>
+    </w:lvl>
+    <w:lvl w:ilvl="8" w:tentative="1">
+      <w:start w:val="1"/>
+      <w:numFmt w:val="bullet"/>
+      <w:lvlText w:val=""/>
+      <w:lvlJc w:val="left"/>
+      <w:pPr>
+        <w:tabs>
+          <w:tab w:val="num" w:pos="6480"/>
+        </w:tabs>
+        <w:ind w:left="6480" w:hanging="360"/>
+      </w:pPr>
+      <w:rPr>
+        <w:rFonts w:ascii="Wingdings" w:hAnsi="Wingdings" w:hint="default"/>
+        <w:sz w:val="20"/>
+      </w:rPr>
+    </w:lvl>
+  </w:abstractNum>
+  <w:abstractNum w:abstractNumId="20" w15:restartNumberingAfterBreak="0">
     <w:nsid w:val="649D2C20"/>
     <w:multiLevelType w:val="hybridMultilevel"/>
     <w:tmpl w:val="E9481920"/>
@@ -4005,7 +4834,7 @@
       </w:rPr>
     </w:lvl>
   </w:abstractNum>
-  <w:abstractNum w:abstractNumId="19" w15:restartNumberingAfterBreak="0">
+  <w:abstractNum w:abstractNumId="21" w15:restartNumberingAfterBreak="0">
     <w:nsid w:val="73026501"/>
     <w:multiLevelType w:val="hybridMultilevel"/>
     <w:tmpl w:val="3E04793C"/>
@@ -4120,7 +4949,7 @@
       </w:rPr>
     </w:lvl>
   </w:abstractNum>
-  <w:abstractNum w:abstractNumId="20" w15:restartNumberingAfterBreak="0">
+  <w:abstractNum w:abstractNumId="22" w15:restartNumberingAfterBreak="0">
     <w:nsid w:val="784951A5"/>
     <w:multiLevelType w:val="hybridMultilevel"/>
     <w:tmpl w:val="F026715E"/>
@@ -4262,7 +5091,7 @@
     <w:abstractNumId w:val="0"/>
   </w:num>
   <w:num w:numId="10" w16cid:durableId="1938563399">
-    <w:abstractNumId w:val="18"/>
+    <w:abstractNumId w:val="20"/>
   </w:num>
   <w:num w:numId="11" w16cid:durableId="838349608">
     <w:abstractNumId w:val="15"/>
@@ -4286,16 +5115,22 @@
     <w:abstractNumId w:val="17"/>
   </w:num>
   <w:num w:numId="18" w16cid:durableId="1859809437">
-    <w:abstractNumId w:val="20"/>
+    <w:abstractNumId w:val="22"/>
   </w:num>
   <w:num w:numId="19" w16cid:durableId="1533111994">
     <w:abstractNumId w:val="14"/>
   </w:num>
   <w:num w:numId="20" w16cid:durableId="959459697">
-    <w:abstractNumId w:val="19"/>
+    <w:abstractNumId w:val="21"/>
   </w:num>
   <w:num w:numId="21" w16cid:durableId="373039246">
     <w:abstractNumId w:val="10"/>
+  </w:num>
+  <w:num w:numId="22" w16cid:durableId="296495440">
+    <w:abstractNumId w:val="18"/>
+  </w:num>
+  <w:num w:numId="23" w16cid:durableId="1973245005">
+    <w:abstractNumId w:val="19"/>
   </w:num>
 </w:numbering>
 </file>
@@ -4903,6 +5738,7 @@
   <w:style w:type="character" w:default="1" w:styleId="DefaultParagraphFont">
     <w:name w:val="Default Paragraph Font"/>
     <w:uiPriority w:val="1"/>
+    <w:semiHidden/>
     <w:unhideWhenUsed/>
   </w:style>
   <w:style w:type="table" w:default="1" w:styleId="TableNormal">
